--- a/430_コアデータモデル/docx/437_コアデータモデル解説書_子供預かり情報.docx
+++ b/430_コアデータモデル/docx/437_コアデータモデル解説書_子供預かり情報.docx
@@ -1,6 +1,6 @@
 
 <file path=word/document.xml><?xml version="1.0" encoding="utf-8"?>
-<w:document xmlns:wpc="http://schemas.microsoft.com/office/word/2010/wordprocessingCanvas" xmlns:cx="http://schemas.microsoft.com/office/drawing/2014/chartex" xmlns:cx1="http://schemas.microsoft.com/office/drawing/2015/9/8/chartex" xmlns:cx2="http://schemas.microsoft.com/office/drawing/2015/10/21/chartex" xmlns:cx3="http://schemas.microsoft.com/office/drawing/2016/5/9/chartex" xmlns:cx4="http://schemas.microsoft.com/office/drawing/2016/5/10/chartex" xmlns:cx5="http://schemas.microsoft.com/office/drawing/2016/5/11/chartex" xmlns:cx6="http://schemas.microsoft.com/office/drawing/2016/5/12/chartex" xmlns:cx7="http://schemas.microsoft.com/office/drawing/2016/5/13/chartex" xmlns:cx8="http://schemas.microsoft.com/office/drawing/2016/5/14/chartex" xmlns:mc="http://schemas.openxmlformats.org/markup-compatibility/2006" xmlns:aink="http://schemas.microsoft.com/office/drawing/2016/ink" xmlns:am3d="http://schemas.microsoft.com/office/drawing/2017/model3d" xmlns:o="urn:schemas-microsoft-com:office:office" xmlns:oel="http://schemas.microsoft.com/office/2019/extlst" xmlns:r="http://schemas.openxmlformats.org/officeDocument/2006/relationships" xmlns:m="http://schemas.openxmlformats.org/officeDocument/2006/math" xmlns:v="urn:schemas-microsoft-com:vml" xmlns:wp14="http://schemas.microsoft.com/office/word/2010/wordprocessingDrawing" xmlns:wp="http://schemas.openxmlformats.org/drawingml/2006/wordprocessingDrawing" xmlns:w10="urn:schemas-microsoft-com:office:word" xmlns:w="http://schemas.openxmlformats.org/wordprocessingml/2006/main" xmlns:w14="http://schemas.microsoft.com/office/word/2010/wordml" xmlns:w15="http://schemas.microsoft.com/office/word/2012/wordml" xmlns:w16cex="http://schemas.microsoft.com/office/word/2018/wordml/cex" xmlns:w16cid="http://schemas.microsoft.com/office/word/2016/wordml/cid" xmlns:w16="http://schemas.microsoft.com/office/word/2018/wordml" xmlns:w16sdtdh="http://schemas.microsoft.com/office/word/2020/wordml/sdtdatahash" xmlns:w16se="http://schemas.microsoft.com/office/word/2015/wordml/symex" xmlns:wpg="http://schemas.microsoft.com/office/word/2010/wordprocessingGroup" xmlns:wpi="http://schemas.microsoft.com/office/word/2010/wordprocessingInk" xmlns:wne="http://schemas.microsoft.com/office/word/2006/wordml" xmlns:wps="http://schemas.microsoft.com/office/word/2010/wordprocessingShape" mc:Ignorable="w14 w15 w16se w16cid w16 w16cex w16sdtdh wp14">
+<w:document xmlns:wpc="http://schemas.microsoft.com/office/word/2010/wordprocessingCanvas" xmlns:cx="http://schemas.microsoft.com/office/drawing/2014/chartex" xmlns:cx1="http://schemas.microsoft.com/office/drawing/2015/9/8/chartex" xmlns:cx2="http://schemas.microsoft.com/office/drawing/2015/10/21/chartex" xmlns:cx3="http://schemas.microsoft.com/office/drawing/2016/5/9/chartex" xmlns:cx4="http://schemas.microsoft.com/office/drawing/2016/5/10/chartex" xmlns:cx5="http://schemas.microsoft.com/office/drawing/2016/5/11/chartex" xmlns:cx6="http://schemas.microsoft.com/office/drawing/2016/5/12/chartex" xmlns:cx7="http://schemas.microsoft.com/office/drawing/2016/5/13/chartex" xmlns:cx8="http://schemas.microsoft.com/office/drawing/2016/5/14/chartex" xmlns:mc="http://schemas.openxmlformats.org/markup-compatibility/2006" xmlns:aink="http://schemas.microsoft.com/office/drawing/2016/ink" xmlns:am3d="http://schemas.microsoft.com/office/drawing/2017/model3d" xmlns:o="urn:schemas-microsoft-com:office:office" xmlns:oel="http://schemas.microsoft.com/office/2019/extlst" xmlns:r="http://schemas.openxmlformats.org/officeDocument/2006/relationships" xmlns:m="http://schemas.openxmlformats.org/officeDocument/2006/math" xmlns:v="urn:schemas-microsoft-com:vml" xmlns:wp14="http://schemas.microsoft.com/office/word/2010/wordprocessingDrawing" xmlns:wp="http://schemas.openxmlformats.org/drawingml/2006/wordprocessingDrawing" xmlns:w10="urn:schemas-microsoft-com:office:word" xmlns:w="http://schemas.openxmlformats.org/wordprocessingml/2006/main" xmlns:w14="http://schemas.microsoft.com/office/word/2010/wordml" xmlns:w15="http://schemas.microsoft.com/office/word/2012/wordml" xmlns:w16cex="http://schemas.microsoft.com/office/word/2018/wordml/cex" xmlns:w16cid="http://schemas.microsoft.com/office/word/2016/wordml/cid" xmlns:w16="http://schemas.microsoft.com/office/word/2018/wordml" xmlns:w16du="http://schemas.microsoft.com/office/word/2023/wordml/word16du" xmlns:w16sdtdh="http://schemas.microsoft.com/office/word/2020/wordml/sdtdatahash" xmlns:w16sdtfl="http://schemas.microsoft.com/office/word/2024/wordml/sdtformatlock" xmlns:w16se="http://schemas.microsoft.com/office/word/2015/wordml/symex" xmlns:wpg="http://schemas.microsoft.com/office/word/2010/wordprocessingGroup" xmlns:wpi="http://schemas.microsoft.com/office/word/2010/wordprocessingInk" xmlns:wne="http://schemas.microsoft.com/office/word/2006/wordml" xmlns:wps="http://schemas.microsoft.com/office/word/2010/wordprocessingShape" mc:Ignorable="w14 w15 w16se w16cid w16 w16cex w16sdtdh w16sdtfl w16du wp14">
   <w:body>
     <w:p>
       <w:pPr>
@@ -72,7 +72,7 @@
         <w:rPr>
           <w:rFonts w:hint="eastAsia"/>
         </w:rPr>
-        <w:t>5</w:t>
+        <w:t>6</w:t>
       </w:r>
       <w:r>
         <w:rPr>
@@ -84,7 +84,7 @@
         <w:rPr>
           <w:rFonts w:hint="eastAsia"/>
         </w:rPr>
-        <w:t>7</w:t>
+        <w:t>8</w:t>
       </w:r>
       <w:r>
         <w:rPr>
@@ -108,7 +108,7 @@
         <w:rPr>
           <w:rFonts w:hint="eastAsia"/>
         </w:rPr>
-        <w:t>25</w:t>
+        <w:t>17</w:t>
       </w:r>
       <w:r>
         <w:rPr>
@@ -361,7 +361,19 @@
         <w:rPr>
           <w:rFonts w:hint="eastAsia"/>
         </w:rPr>
-        <w:t>最少年齢、最大年齢</w:t>
+        <w:t>最</w:t>
+      </w:r>
+      <w:r>
+        <w:rPr>
+          <w:rFonts w:hint="eastAsia"/>
+        </w:rPr>
+        <w:t>小</w:t>
+      </w:r>
+      <w:r>
+        <w:rPr>
+          <w:rFonts w:hint="eastAsia"/>
+        </w:rPr>
+        <w:t>年齢、最大年齢</w:t>
       </w:r>
       <w:r>
         <w:rPr>
@@ -687,7 +699,6 @@
               <w:bottom w:val="single" w:sz="4" w:space="0" w:color="auto"/>
               <w:right w:val="single" w:sz="4" w:space="0" w:color="auto"/>
             </w:tcBorders>
-            <w:shd w:val="clear" w:color="auto" w:fill="auto"/>
             <w:hideMark/>
           </w:tcPr>
           <w:p>
@@ -760,7 +771,6 @@
               <w:bottom w:val="single" w:sz="4" w:space="0" w:color="auto"/>
               <w:right w:val="single" w:sz="4" w:space="0" w:color="auto"/>
             </w:tcBorders>
-            <w:shd w:val="clear" w:color="auto" w:fill="auto"/>
             <w:hideMark/>
           </w:tcPr>
           <w:p>
@@ -820,7 +830,19 @@
               <w:rPr>
                 <w:rFonts w:hint="eastAsia"/>
               </w:rPr>
-              <w:t>最少年齢</w:t>
+              <w:t>最</w:t>
+            </w:r>
+            <w:r>
+              <w:rPr>
+                <w:rFonts w:hint="eastAsia"/>
+              </w:rPr>
+              <w:t>小</w:t>
+            </w:r>
+            <w:r>
+              <w:rPr>
+                <w:rFonts w:hint="eastAsia"/>
+              </w:rPr>
+              <w:t>年齢</w:t>
             </w:r>
           </w:p>
         </w:tc>
@@ -833,7 +855,6 @@
               <w:bottom w:val="single" w:sz="4" w:space="0" w:color="auto"/>
               <w:right w:val="single" w:sz="4" w:space="0" w:color="auto"/>
             </w:tcBorders>
-            <w:shd w:val="clear" w:color="auto" w:fill="auto"/>
             <w:hideMark/>
           </w:tcPr>
           <w:p>
@@ -893,7 +914,19 @@
               <w:rPr>
                 <w:rFonts w:hint="eastAsia"/>
               </w:rPr>
-              <w:t>最少月齢</w:t>
+              <w:t>最</w:t>
+            </w:r>
+            <w:r>
+              <w:rPr>
+                <w:rFonts w:hint="eastAsia"/>
+              </w:rPr>
+              <w:t>小</w:t>
+            </w:r>
+            <w:r>
+              <w:rPr>
+                <w:rFonts w:hint="eastAsia"/>
+              </w:rPr>
+              <w:t>月齢</w:t>
             </w:r>
           </w:p>
         </w:tc>
@@ -906,7 +939,6 @@
               <w:bottom w:val="single" w:sz="4" w:space="0" w:color="auto"/>
               <w:right w:val="single" w:sz="4" w:space="0" w:color="auto"/>
             </w:tcBorders>
-            <w:shd w:val="clear" w:color="auto" w:fill="auto"/>
             <w:hideMark/>
           </w:tcPr>
           <w:p>
@@ -979,7 +1011,6 @@
               <w:bottom w:val="single" w:sz="4" w:space="0" w:color="auto"/>
               <w:right w:val="single" w:sz="4" w:space="0" w:color="auto"/>
             </w:tcBorders>
-            <w:shd w:val="clear" w:color="auto" w:fill="auto"/>
             <w:hideMark/>
           </w:tcPr>
           <w:p>
@@ -1052,7 +1083,6 @@
               <w:bottom w:val="single" w:sz="4" w:space="0" w:color="auto"/>
               <w:right w:val="single" w:sz="4" w:space="0" w:color="auto"/>
             </w:tcBorders>
-            <w:shd w:val="clear" w:color="auto" w:fill="auto"/>
             <w:hideMark/>
           </w:tcPr>
           <w:p>
@@ -1125,7 +1155,6 @@
               <w:bottom w:val="single" w:sz="4" w:space="0" w:color="auto"/>
               <w:right w:val="single" w:sz="4" w:space="0" w:color="auto"/>
             </w:tcBorders>
-            <w:shd w:val="clear" w:color="auto" w:fill="auto"/>
             <w:hideMark/>
           </w:tcPr>
           <w:p>
@@ -1198,7 +1227,6 @@
               <w:bottom w:val="single" w:sz="4" w:space="0" w:color="auto"/>
               <w:right w:val="single" w:sz="4" w:space="0" w:color="auto"/>
             </w:tcBorders>
-            <w:shd w:val="clear" w:color="auto" w:fill="auto"/>
             <w:hideMark/>
           </w:tcPr>
           <w:p>
@@ -1343,7 +1371,6 @@
               <w:bottom w:val="single" w:sz="4" w:space="0" w:color="auto"/>
               <w:right w:val="single" w:sz="4" w:space="0" w:color="auto"/>
             </w:tcBorders>
-            <w:shd w:val="clear" w:color="auto" w:fill="auto"/>
             <w:hideMark/>
           </w:tcPr>
           <w:p>
@@ -1486,43 +1513,80 @@
             </w:pPr>
             <w:r>
               <w:rPr>
-                <w:rFonts w:hint="eastAsia"/>
                 <w:sz w:val="18"/>
                 <w:szCs w:val="18"/>
               </w:rPr>
-              <w:t>202</w:t>
+              <w:t>2026年3月17日</w:t>
             </w:r>
+          </w:p>
+        </w:tc>
+        <w:tc>
+          <w:tcPr>
+            <w:tcW w:w="2127" w:type="dxa"/>
+          </w:tcPr>
+          <w:p>
+            <w:pPr>
+              <w:ind w:leftChars="0" w:left="0" w:firstLine="0"/>
+              <w:rPr>
+                <w:sz w:val="18"/>
+                <w:szCs w:val="18"/>
+              </w:rPr>
+            </w:pPr>
             <w:r>
               <w:rPr>
                 <w:rFonts w:hint="eastAsia"/>
                 <w:sz w:val="18"/>
                 <w:szCs w:val="18"/>
               </w:rPr>
-              <w:t>5</w:t>
+              <w:t>全体</w:t>
             </w:r>
+          </w:p>
+        </w:tc>
+        <w:tc>
+          <w:tcPr>
+            <w:tcW w:w="4626" w:type="dxa"/>
+          </w:tcPr>
+          <w:p>
+            <w:pPr>
+              <w:ind w:leftChars="0" w:left="0" w:firstLine="0"/>
+              <w:rPr>
+                <w:rFonts w:asciiTheme="minorEastAsia" w:eastAsiaTheme="minorEastAsia" w:hAnsiTheme="minorEastAsia"/>
+                <w:sz w:val="18"/>
+                <w:szCs w:val="18"/>
+              </w:rPr>
+            </w:pPr>
+            <w:r>
+              <w:rPr>
+                <w:rFonts w:asciiTheme="minorEastAsia" w:eastAsiaTheme="minorEastAsia" w:hAnsiTheme="minorEastAsia" w:hint="eastAsia"/>
+                <w:sz w:val="18"/>
+                <w:szCs w:val="18"/>
+              </w:rPr>
+              <w:t>軽微な文章修正</w:t>
+            </w:r>
+          </w:p>
+        </w:tc>
+      </w:tr>
+      <w:tr>
+        <w:tc>
+          <w:tcPr>
+            <w:tcW w:w="1903" w:type="dxa"/>
+          </w:tcPr>
+          <w:p>
+            <w:pPr>
+              <w:ind w:leftChars="0" w:left="0" w:firstLine="0"/>
+              <w:jc w:val="center"/>
+              <w:rPr>
+                <w:sz w:val="18"/>
+                <w:szCs w:val="18"/>
+              </w:rPr>
+            </w:pPr>
             <w:r>
               <w:rPr>
                 <w:rFonts w:hint="eastAsia"/>
                 <w:sz w:val="18"/>
                 <w:szCs w:val="18"/>
               </w:rPr>
-              <w:t>年3月</w:t>
-            </w:r>
-            <w:r>
-              <w:rPr>
-                <w:rFonts w:hint="eastAsia"/>
-                <w:sz w:val="18"/>
-                <w:szCs w:val="18"/>
-              </w:rPr>
-              <w:t>25</w:t>
-            </w:r>
-            <w:r>
-              <w:rPr>
-                <w:rFonts w:hint="eastAsia"/>
-                <w:sz w:val="18"/>
-                <w:szCs w:val="18"/>
-              </w:rPr>
-              <w:t>日</w:t>
+              <w:t>2025年3月25日</w:t>
             </w:r>
           </w:p>
         </w:tc>
@@ -1683,15 +1747,7 @@
                 <w:sz w:val="18"/>
                 <w:szCs w:val="18"/>
               </w:rPr>
-              <w:t>初版</w:t>
-            </w:r>
-            <w:r>
-              <w:rPr>
-                <w:rFonts w:hint="eastAsia"/>
-                <w:sz w:val="18"/>
-                <w:szCs w:val="18"/>
-              </w:rPr>
-              <w:t>決定</w:t>
+              <w:t>初版決定</w:t>
             </w:r>
           </w:p>
         </w:tc>
@@ -1715,7 +1771,7 @@
 </file>
 
 <file path=word/endnotes.xml><?xml version="1.0" encoding="utf-8"?>
-<w:endnotes xmlns:wpc="http://schemas.microsoft.com/office/word/2010/wordprocessingCanvas" xmlns:cx="http://schemas.microsoft.com/office/drawing/2014/chartex" xmlns:cx1="http://schemas.microsoft.com/office/drawing/2015/9/8/chartex" xmlns:cx2="http://schemas.microsoft.com/office/drawing/2015/10/21/chartex" xmlns:cx3="http://schemas.microsoft.com/office/drawing/2016/5/9/chartex" xmlns:cx4="http://schemas.microsoft.com/office/drawing/2016/5/10/chartex" xmlns:cx5="http://schemas.microsoft.com/office/drawing/2016/5/11/chartex" xmlns:cx6="http://schemas.microsoft.com/office/drawing/2016/5/12/chartex" xmlns:cx7="http://schemas.microsoft.com/office/drawing/2016/5/13/chartex" xmlns:cx8="http://schemas.microsoft.com/office/drawing/2016/5/14/chartex" xmlns:mc="http://schemas.openxmlformats.org/markup-compatibility/2006" xmlns:aink="http://schemas.microsoft.com/office/drawing/2016/ink" xmlns:am3d="http://schemas.microsoft.com/office/drawing/2017/model3d" xmlns:o="urn:schemas-microsoft-com:office:office" xmlns:oel="http://schemas.microsoft.com/office/2019/extlst" xmlns:r="http://schemas.openxmlformats.org/officeDocument/2006/relationships" xmlns:m="http://schemas.openxmlformats.org/officeDocument/2006/math" xmlns:v="urn:schemas-microsoft-com:vml" xmlns:wp14="http://schemas.microsoft.com/office/word/2010/wordprocessingDrawing" xmlns:wp="http://schemas.openxmlformats.org/drawingml/2006/wordprocessingDrawing" xmlns:w10="urn:schemas-microsoft-com:office:word" xmlns:w="http://schemas.openxmlformats.org/wordprocessingml/2006/main" xmlns:w14="http://schemas.microsoft.com/office/word/2010/wordml" xmlns:w15="http://schemas.microsoft.com/office/word/2012/wordml" xmlns:w16cex="http://schemas.microsoft.com/office/word/2018/wordml/cex" xmlns:w16cid="http://schemas.microsoft.com/office/word/2016/wordml/cid" xmlns:w16="http://schemas.microsoft.com/office/word/2018/wordml" xmlns:w16sdtdh="http://schemas.microsoft.com/office/word/2020/wordml/sdtdatahash" xmlns:w16se="http://schemas.microsoft.com/office/word/2015/wordml/symex" xmlns:wpg="http://schemas.microsoft.com/office/word/2010/wordprocessingGroup" xmlns:wpi="http://schemas.microsoft.com/office/word/2010/wordprocessingInk" xmlns:wne="http://schemas.microsoft.com/office/word/2006/wordml" xmlns:wps="http://schemas.microsoft.com/office/word/2010/wordprocessingShape" mc:Ignorable="w14 w15 w16se w16cid w16 w16cex w16sdtdh wp14">
+<w:endnotes xmlns:wpc="http://schemas.microsoft.com/office/word/2010/wordprocessingCanvas" xmlns:cx="http://schemas.microsoft.com/office/drawing/2014/chartex" xmlns:cx1="http://schemas.microsoft.com/office/drawing/2015/9/8/chartex" xmlns:cx2="http://schemas.microsoft.com/office/drawing/2015/10/21/chartex" xmlns:cx3="http://schemas.microsoft.com/office/drawing/2016/5/9/chartex" xmlns:cx4="http://schemas.microsoft.com/office/drawing/2016/5/10/chartex" xmlns:cx5="http://schemas.microsoft.com/office/drawing/2016/5/11/chartex" xmlns:cx6="http://schemas.microsoft.com/office/drawing/2016/5/12/chartex" xmlns:cx7="http://schemas.microsoft.com/office/drawing/2016/5/13/chartex" xmlns:cx8="http://schemas.microsoft.com/office/drawing/2016/5/14/chartex" xmlns:mc="http://schemas.openxmlformats.org/markup-compatibility/2006" xmlns:aink="http://schemas.microsoft.com/office/drawing/2016/ink" xmlns:am3d="http://schemas.microsoft.com/office/drawing/2017/model3d" xmlns:o="urn:schemas-microsoft-com:office:office" xmlns:oel="http://schemas.microsoft.com/office/2019/extlst" xmlns:r="http://schemas.openxmlformats.org/officeDocument/2006/relationships" xmlns:m="http://schemas.openxmlformats.org/officeDocument/2006/math" xmlns:v="urn:schemas-microsoft-com:vml" xmlns:wp14="http://schemas.microsoft.com/office/word/2010/wordprocessingDrawing" xmlns:wp="http://schemas.openxmlformats.org/drawingml/2006/wordprocessingDrawing" xmlns:w10="urn:schemas-microsoft-com:office:word" xmlns:w="http://schemas.openxmlformats.org/wordprocessingml/2006/main" xmlns:w14="http://schemas.microsoft.com/office/word/2010/wordml" xmlns:w15="http://schemas.microsoft.com/office/word/2012/wordml" xmlns:w16cex="http://schemas.microsoft.com/office/word/2018/wordml/cex" xmlns:w16cid="http://schemas.microsoft.com/office/word/2016/wordml/cid" xmlns:w16="http://schemas.microsoft.com/office/word/2018/wordml" xmlns:w16du="http://schemas.microsoft.com/office/word/2023/wordml/word16du" xmlns:w16sdtdh="http://schemas.microsoft.com/office/word/2020/wordml/sdtdatahash" xmlns:w16sdtfl="http://schemas.microsoft.com/office/word/2024/wordml/sdtformatlock" xmlns:w16se="http://schemas.microsoft.com/office/word/2015/wordml/symex" xmlns:wpg="http://schemas.microsoft.com/office/word/2010/wordprocessingGroup" xmlns:wpi="http://schemas.microsoft.com/office/word/2010/wordprocessingInk" xmlns:wne="http://schemas.microsoft.com/office/word/2006/wordml" xmlns:wps="http://schemas.microsoft.com/office/word/2010/wordprocessingShape" mc:Ignorable="w14 w15 w16se w16cid w16 w16cex w16sdtdh w16sdtfl w16du wp14">
   <w:endnote w:type="separator" w:id="-1">
     <w:p>
       <w:r>
@@ -1737,7 +1793,7 @@
 </file>
 
 <file path=word/footer1.xml><?xml version="1.0" encoding="utf-8"?>
-<w:ftr xmlns:wpc="http://schemas.microsoft.com/office/word/2010/wordprocessingCanvas" xmlns:cx="http://schemas.microsoft.com/office/drawing/2014/chartex" xmlns:cx1="http://schemas.microsoft.com/office/drawing/2015/9/8/chartex" xmlns:cx2="http://schemas.microsoft.com/office/drawing/2015/10/21/chartex" xmlns:cx3="http://schemas.microsoft.com/office/drawing/2016/5/9/chartex" xmlns:cx4="http://schemas.microsoft.com/office/drawing/2016/5/10/chartex" xmlns:cx5="http://schemas.microsoft.com/office/drawing/2016/5/11/chartex" xmlns:cx6="http://schemas.microsoft.com/office/drawing/2016/5/12/chartex" xmlns:cx7="http://schemas.microsoft.com/office/drawing/2016/5/13/chartex" xmlns:cx8="http://schemas.microsoft.com/office/drawing/2016/5/14/chartex" xmlns:mc="http://schemas.openxmlformats.org/markup-compatibility/2006" xmlns:aink="http://schemas.microsoft.com/office/drawing/2016/ink" xmlns:am3d="http://schemas.microsoft.com/office/drawing/2017/model3d" xmlns:o="urn:schemas-microsoft-com:office:office" xmlns:oel="http://schemas.microsoft.com/office/2019/extlst" xmlns:r="http://schemas.openxmlformats.org/officeDocument/2006/relationships" xmlns:m="http://schemas.openxmlformats.org/officeDocument/2006/math" xmlns:v="urn:schemas-microsoft-com:vml" xmlns:wp14="http://schemas.microsoft.com/office/word/2010/wordprocessingDrawing" xmlns:wp="http://schemas.openxmlformats.org/drawingml/2006/wordprocessingDrawing" xmlns:w10="urn:schemas-microsoft-com:office:word" xmlns:w="http://schemas.openxmlformats.org/wordprocessingml/2006/main" xmlns:w14="http://schemas.microsoft.com/office/word/2010/wordml" xmlns:w15="http://schemas.microsoft.com/office/word/2012/wordml" xmlns:w16cex="http://schemas.microsoft.com/office/word/2018/wordml/cex" xmlns:w16cid="http://schemas.microsoft.com/office/word/2016/wordml/cid" xmlns:w16="http://schemas.microsoft.com/office/word/2018/wordml" xmlns:w16sdtdh="http://schemas.microsoft.com/office/word/2020/wordml/sdtdatahash" xmlns:w16se="http://schemas.microsoft.com/office/word/2015/wordml/symex" xmlns:wpg="http://schemas.microsoft.com/office/word/2010/wordprocessingGroup" xmlns:wpi="http://schemas.microsoft.com/office/word/2010/wordprocessingInk" xmlns:wne="http://schemas.microsoft.com/office/word/2006/wordml" xmlns:wps="http://schemas.microsoft.com/office/word/2010/wordprocessingShape" mc:Ignorable="w14 w15 w16se w16cid w16 w16cex w16sdtdh wp14">
+<w:ftr xmlns:wpc="http://schemas.microsoft.com/office/word/2010/wordprocessingCanvas" xmlns:cx="http://schemas.microsoft.com/office/drawing/2014/chartex" xmlns:cx1="http://schemas.microsoft.com/office/drawing/2015/9/8/chartex" xmlns:cx2="http://schemas.microsoft.com/office/drawing/2015/10/21/chartex" xmlns:cx3="http://schemas.microsoft.com/office/drawing/2016/5/9/chartex" xmlns:cx4="http://schemas.microsoft.com/office/drawing/2016/5/10/chartex" xmlns:cx5="http://schemas.microsoft.com/office/drawing/2016/5/11/chartex" xmlns:cx6="http://schemas.microsoft.com/office/drawing/2016/5/12/chartex" xmlns:cx7="http://schemas.microsoft.com/office/drawing/2016/5/13/chartex" xmlns:cx8="http://schemas.microsoft.com/office/drawing/2016/5/14/chartex" xmlns:mc="http://schemas.openxmlformats.org/markup-compatibility/2006" xmlns:aink="http://schemas.microsoft.com/office/drawing/2016/ink" xmlns:am3d="http://schemas.microsoft.com/office/drawing/2017/model3d" xmlns:o="urn:schemas-microsoft-com:office:office" xmlns:oel="http://schemas.microsoft.com/office/2019/extlst" xmlns:r="http://schemas.openxmlformats.org/officeDocument/2006/relationships" xmlns:m="http://schemas.openxmlformats.org/officeDocument/2006/math" xmlns:v="urn:schemas-microsoft-com:vml" xmlns:wp14="http://schemas.microsoft.com/office/word/2010/wordprocessingDrawing" xmlns:wp="http://schemas.openxmlformats.org/drawingml/2006/wordprocessingDrawing" xmlns:w10="urn:schemas-microsoft-com:office:word" xmlns:w="http://schemas.openxmlformats.org/wordprocessingml/2006/main" xmlns:w14="http://schemas.microsoft.com/office/word/2010/wordml" xmlns:w15="http://schemas.microsoft.com/office/word/2012/wordml" xmlns:w16cex="http://schemas.microsoft.com/office/word/2018/wordml/cex" xmlns:w16cid="http://schemas.microsoft.com/office/word/2016/wordml/cid" xmlns:w16="http://schemas.microsoft.com/office/word/2018/wordml" xmlns:w16du="http://schemas.microsoft.com/office/word/2023/wordml/word16du" xmlns:w16sdtdh="http://schemas.microsoft.com/office/word/2020/wordml/sdtdatahash" xmlns:w16sdtfl="http://schemas.microsoft.com/office/word/2024/wordml/sdtformatlock" xmlns:w16se="http://schemas.microsoft.com/office/word/2015/wordml/symex" xmlns:wpg="http://schemas.microsoft.com/office/word/2010/wordprocessingGroup" xmlns:wpi="http://schemas.microsoft.com/office/word/2010/wordprocessingInk" xmlns:wne="http://schemas.microsoft.com/office/word/2006/wordml" xmlns:wps="http://schemas.microsoft.com/office/word/2010/wordprocessingShape" mc:Ignorable="w14 w15 w16se w16cid w16 w16cex w16sdtdh w16sdtfl w16du wp14">
   <w:sdt>
     <w:sdtPr>
       <w:id w:val="-880012656"/>
@@ -1746,7 +1802,6 @@
         <w:docPartUnique/>
       </w:docPartObj>
     </w:sdtPr>
-    <w:sdtEndPr/>
     <w:sdtContent>
       <w:p>
         <w:pPr>
@@ -1783,7 +1838,7 @@
 </file>
 
 <file path=word/footnotes.xml><?xml version="1.0" encoding="utf-8"?>
-<w:footnotes xmlns:wpc="http://schemas.microsoft.com/office/word/2010/wordprocessingCanvas" xmlns:cx="http://schemas.microsoft.com/office/drawing/2014/chartex" xmlns:cx1="http://schemas.microsoft.com/office/drawing/2015/9/8/chartex" xmlns:cx2="http://schemas.microsoft.com/office/drawing/2015/10/21/chartex" xmlns:cx3="http://schemas.microsoft.com/office/drawing/2016/5/9/chartex" xmlns:cx4="http://schemas.microsoft.com/office/drawing/2016/5/10/chartex" xmlns:cx5="http://schemas.microsoft.com/office/drawing/2016/5/11/chartex" xmlns:cx6="http://schemas.microsoft.com/office/drawing/2016/5/12/chartex" xmlns:cx7="http://schemas.microsoft.com/office/drawing/2016/5/13/chartex" xmlns:cx8="http://schemas.microsoft.com/office/drawing/2016/5/14/chartex" xmlns:mc="http://schemas.openxmlformats.org/markup-compatibility/2006" xmlns:aink="http://schemas.microsoft.com/office/drawing/2016/ink" xmlns:am3d="http://schemas.microsoft.com/office/drawing/2017/model3d" xmlns:o="urn:schemas-microsoft-com:office:office" xmlns:oel="http://schemas.microsoft.com/office/2019/extlst" xmlns:r="http://schemas.openxmlformats.org/officeDocument/2006/relationships" xmlns:m="http://schemas.openxmlformats.org/officeDocument/2006/math" xmlns:v="urn:schemas-microsoft-com:vml" xmlns:wp14="http://schemas.microsoft.com/office/word/2010/wordprocessingDrawing" xmlns:wp="http://schemas.openxmlformats.org/drawingml/2006/wordprocessingDrawing" xmlns:w10="urn:schemas-microsoft-com:office:word" xmlns:w="http://schemas.openxmlformats.org/wordprocessingml/2006/main" xmlns:w14="http://schemas.microsoft.com/office/word/2010/wordml" xmlns:w15="http://schemas.microsoft.com/office/word/2012/wordml" xmlns:w16cex="http://schemas.microsoft.com/office/word/2018/wordml/cex" xmlns:w16cid="http://schemas.microsoft.com/office/word/2016/wordml/cid" xmlns:w16="http://schemas.microsoft.com/office/word/2018/wordml" xmlns:w16sdtdh="http://schemas.microsoft.com/office/word/2020/wordml/sdtdatahash" xmlns:w16se="http://schemas.microsoft.com/office/word/2015/wordml/symex" xmlns:wpg="http://schemas.microsoft.com/office/word/2010/wordprocessingGroup" xmlns:wpi="http://schemas.microsoft.com/office/word/2010/wordprocessingInk" xmlns:wne="http://schemas.microsoft.com/office/word/2006/wordml" xmlns:wps="http://schemas.microsoft.com/office/word/2010/wordprocessingShape" mc:Ignorable="w14 w15 w16se w16cid w16 w16cex w16sdtdh wp14">
+<w:footnotes xmlns:wpc="http://schemas.microsoft.com/office/word/2010/wordprocessingCanvas" xmlns:cx="http://schemas.microsoft.com/office/drawing/2014/chartex" xmlns:cx1="http://schemas.microsoft.com/office/drawing/2015/9/8/chartex" xmlns:cx2="http://schemas.microsoft.com/office/drawing/2015/10/21/chartex" xmlns:cx3="http://schemas.microsoft.com/office/drawing/2016/5/9/chartex" xmlns:cx4="http://schemas.microsoft.com/office/drawing/2016/5/10/chartex" xmlns:cx5="http://schemas.microsoft.com/office/drawing/2016/5/11/chartex" xmlns:cx6="http://schemas.microsoft.com/office/drawing/2016/5/12/chartex" xmlns:cx7="http://schemas.microsoft.com/office/drawing/2016/5/13/chartex" xmlns:cx8="http://schemas.microsoft.com/office/drawing/2016/5/14/chartex" xmlns:mc="http://schemas.openxmlformats.org/markup-compatibility/2006" xmlns:aink="http://schemas.microsoft.com/office/drawing/2016/ink" xmlns:am3d="http://schemas.microsoft.com/office/drawing/2017/model3d" xmlns:o="urn:schemas-microsoft-com:office:office" xmlns:oel="http://schemas.microsoft.com/office/2019/extlst" xmlns:r="http://schemas.openxmlformats.org/officeDocument/2006/relationships" xmlns:m="http://schemas.openxmlformats.org/officeDocument/2006/math" xmlns:v="urn:schemas-microsoft-com:vml" xmlns:wp14="http://schemas.microsoft.com/office/word/2010/wordprocessingDrawing" xmlns:wp="http://schemas.openxmlformats.org/drawingml/2006/wordprocessingDrawing" xmlns:w10="urn:schemas-microsoft-com:office:word" xmlns:w="http://schemas.openxmlformats.org/wordprocessingml/2006/main" xmlns:w14="http://schemas.microsoft.com/office/word/2010/wordml" xmlns:w15="http://schemas.microsoft.com/office/word/2012/wordml" xmlns:w16cex="http://schemas.microsoft.com/office/word/2018/wordml/cex" xmlns:w16cid="http://schemas.microsoft.com/office/word/2016/wordml/cid" xmlns:w16="http://schemas.microsoft.com/office/word/2018/wordml" xmlns:w16du="http://schemas.microsoft.com/office/word/2023/wordml/word16du" xmlns:w16sdtdh="http://schemas.microsoft.com/office/word/2020/wordml/sdtdatahash" xmlns:w16sdtfl="http://schemas.microsoft.com/office/word/2024/wordml/sdtformatlock" xmlns:w16se="http://schemas.microsoft.com/office/word/2015/wordml/symex" xmlns:wpg="http://schemas.microsoft.com/office/word/2010/wordprocessingGroup" xmlns:wpi="http://schemas.microsoft.com/office/word/2010/wordprocessingInk" xmlns:wne="http://schemas.microsoft.com/office/word/2006/wordml" xmlns:wps="http://schemas.microsoft.com/office/word/2010/wordprocessingShape" mc:Ignorable="w14 w15 w16se w16cid w16 w16cex w16sdtdh w16sdtfl w16du wp14">
   <w:footnote w:type="separator" w:id="-1">
     <w:p>
       <w:r>
@@ -1805,7 +1860,7 @@
 </file>
 
 <file path=word/numbering.xml><?xml version="1.0" encoding="utf-8"?>
-<w:numbering xmlns:wpc="http://schemas.microsoft.com/office/word/2010/wordprocessingCanvas" xmlns:cx="http://schemas.microsoft.com/office/drawing/2014/chartex" xmlns:cx1="http://schemas.microsoft.com/office/drawing/2015/9/8/chartex" xmlns:cx2="http://schemas.microsoft.com/office/drawing/2015/10/21/chartex" xmlns:cx3="http://schemas.microsoft.com/office/drawing/2016/5/9/chartex" xmlns:cx4="http://schemas.microsoft.com/office/drawing/2016/5/10/chartex" xmlns:cx5="http://schemas.microsoft.com/office/drawing/2016/5/11/chartex" xmlns:cx6="http://schemas.microsoft.com/office/drawing/2016/5/12/chartex" xmlns:cx7="http://schemas.microsoft.com/office/drawing/2016/5/13/chartex" xmlns:cx8="http://schemas.microsoft.com/office/drawing/2016/5/14/chartex" xmlns:mc="http://schemas.openxmlformats.org/markup-compatibility/2006" xmlns:aink="http://schemas.microsoft.com/office/drawing/2016/ink" xmlns:am3d="http://schemas.microsoft.com/office/drawing/2017/model3d" xmlns:o="urn:schemas-microsoft-com:office:office" xmlns:oel="http://schemas.microsoft.com/office/2019/extlst" xmlns:r="http://schemas.openxmlformats.org/officeDocument/2006/relationships" xmlns:m="http://schemas.openxmlformats.org/officeDocument/2006/math" xmlns:v="urn:schemas-microsoft-com:vml" xmlns:wp14="http://schemas.microsoft.com/office/word/2010/wordprocessingDrawing" xmlns:wp="http://schemas.openxmlformats.org/drawingml/2006/wordprocessingDrawing" xmlns:w10="urn:schemas-microsoft-com:office:word" xmlns:w="http://schemas.openxmlformats.org/wordprocessingml/2006/main" xmlns:w14="http://schemas.microsoft.com/office/word/2010/wordml" xmlns:w15="http://schemas.microsoft.com/office/word/2012/wordml" xmlns:w16cex="http://schemas.microsoft.com/office/word/2018/wordml/cex" xmlns:w16cid="http://schemas.microsoft.com/office/word/2016/wordml/cid" xmlns:w16="http://schemas.microsoft.com/office/word/2018/wordml" xmlns:w16sdtdh="http://schemas.microsoft.com/office/word/2020/wordml/sdtdatahash" xmlns:w16se="http://schemas.microsoft.com/office/word/2015/wordml/symex" xmlns:wpg="http://schemas.microsoft.com/office/word/2010/wordprocessingGroup" xmlns:wpi="http://schemas.microsoft.com/office/word/2010/wordprocessingInk" xmlns:wne="http://schemas.microsoft.com/office/word/2006/wordml" xmlns:wps="http://schemas.microsoft.com/office/word/2010/wordprocessingShape" mc:Ignorable="w14 w15 w16se w16cid w16 w16cex w16sdtdh wp14">
+<w:numbering xmlns:wpc="http://schemas.microsoft.com/office/word/2010/wordprocessingCanvas" xmlns:cx="http://schemas.microsoft.com/office/drawing/2014/chartex" xmlns:cx1="http://schemas.microsoft.com/office/drawing/2015/9/8/chartex" xmlns:cx2="http://schemas.microsoft.com/office/drawing/2015/10/21/chartex" xmlns:cx3="http://schemas.microsoft.com/office/drawing/2016/5/9/chartex" xmlns:cx4="http://schemas.microsoft.com/office/drawing/2016/5/10/chartex" xmlns:cx5="http://schemas.microsoft.com/office/drawing/2016/5/11/chartex" xmlns:cx6="http://schemas.microsoft.com/office/drawing/2016/5/12/chartex" xmlns:cx7="http://schemas.microsoft.com/office/drawing/2016/5/13/chartex" xmlns:cx8="http://schemas.microsoft.com/office/drawing/2016/5/14/chartex" xmlns:mc="http://schemas.openxmlformats.org/markup-compatibility/2006" xmlns:aink="http://schemas.microsoft.com/office/drawing/2016/ink" xmlns:am3d="http://schemas.microsoft.com/office/drawing/2017/model3d" xmlns:o="urn:schemas-microsoft-com:office:office" xmlns:oel="http://schemas.microsoft.com/office/2019/extlst" xmlns:r="http://schemas.openxmlformats.org/officeDocument/2006/relationships" xmlns:m="http://schemas.openxmlformats.org/officeDocument/2006/math" xmlns:v="urn:schemas-microsoft-com:vml" xmlns:wp14="http://schemas.microsoft.com/office/word/2010/wordprocessingDrawing" xmlns:wp="http://schemas.openxmlformats.org/drawingml/2006/wordprocessingDrawing" xmlns:w10="urn:schemas-microsoft-com:office:word" xmlns:w="http://schemas.openxmlformats.org/wordprocessingml/2006/main" xmlns:w14="http://schemas.microsoft.com/office/word/2010/wordml" xmlns:w15="http://schemas.microsoft.com/office/word/2012/wordml" xmlns:w16cex="http://schemas.microsoft.com/office/word/2018/wordml/cex" xmlns:w16cid="http://schemas.microsoft.com/office/word/2016/wordml/cid" xmlns:w16="http://schemas.microsoft.com/office/word/2018/wordml" xmlns:w16du="http://schemas.microsoft.com/office/word/2023/wordml/word16du" xmlns:w16sdtdh="http://schemas.microsoft.com/office/word/2020/wordml/sdtdatahash" xmlns:w16sdtfl="http://schemas.microsoft.com/office/word/2024/wordml/sdtformatlock" xmlns:w16se="http://schemas.microsoft.com/office/word/2015/wordml/symex" xmlns:wpg="http://schemas.microsoft.com/office/word/2010/wordprocessingGroup" xmlns:wpi="http://schemas.microsoft.com/office/word/2010/wordprocessingInk" xmlns:wne="http://schemas.microsoft.com/office/word/2006/wordml" xmlns:wps="http://schemas.microsoft.com/office/word/2010/wordprocessingShape" mc:Ignorable="w14 w15 w16se w16cid w16 w16cex w16sdtdh w16sdtfl w16du wp14">
   <w:abstractNum w:abstractNumId="0" w15:restartNumberingAfterBreak="0">
     <w:nsid w:val="018D1D11"/>
     <w:multiLevelType w:val="hybridMultilevel"/>
@@ -5928,7 +5983,7 @@
 </file>
 
 <file path=word/styles.xml><?xml version="1.0" encoding="utf-8"?>
-<w:styles xmlns:mc="http://schemas.openxmlformats.org/markup-compatibility/2006" xmlns:r="http://schemas.openxmlformats.org/officeDocument/2006/relationships" xmlns:w="http://schemas.openxmlformats.org/wordprocessingml/2006/main" xmlns:w14="http://schemas.microsoft.com/office/word/2010/wordml" xmlns:w15="http://schemas.microsoft.com/office/word/2012/wordml" xmlns:w16cex="http://schemas.microsoft.com/office/word/2018/wordml/cex" xmlns:w16cid="http://schemas.microsoft.com/office/word/2016/wordml/cid" xmlns:w16="http://schemas.microsoft.com/office/word/2018/wordml" xmlns:w16sdtdh="http://schemas.microsoft.com/office/word/2020/wordml/sdtdatahash" xmlns:w16se="http://schemas.microsoft.com/office/word/2015/wordml/symex" mc:Ignorable="w14 w15 w16se w16cid w16 w16cex w16sdtdh">
+<w:styles xmlns:mc="http://schemas.openxmlformats.org/markup-compatibility/2006" xmlns:r="http://schemas.openxmlformats.org/officeDocument/2006/relationships" xmlns:w="http://schemas.openxmlformats.org/wordprocessingml/2006/main" xmlns:w14="http://schemas.microsoft.com/office/word/2010/wordml" xmlns:w15="http://schemas.microsoft.com/office/word/2012/wordml" xmlns:w16cex="http://schemas.microsoft.com/office/word/2018/wordml/cex" xmlns:w16cid="http://schemas.microsoft.com/office/word/2016/wordml/cid" xmlns:w16="http://schemas.microsoft.com/office/word/2018/wordml" xmlns:w16du="http://schemas.microsoft.com/office/word/2023/wordml/word16du" xmlns:w16sdtdh="http://schemas.microsoft.com/office/word/2020/wordml/sdtdatahash" xmlns:w16sdtfl="http://schemas.microsoft.com/office/word/2024/wordml/sdtformatlock" xmlns:w16se="http://schemas.microsoft.com/office/word/2015/wordml/symex" mc:Ignorable="w14 w15 w16se w16cid w16 w16cex w16sdtdh w16sdtfl w16du">
   <w:docDefaults>
     <w:rPrDefault>
       <w:rPr>
@@ -8031,181 +8086,10 @@
 <b:Sources xmlns:b="http://schemas.openxmlformats.org/officeDocument/2006/bibliography" xmlns="http://schemas.openxmlformats.org/officeDocument/2006/bibliography" SelectedStyle="\APASixthEditionOfficeOnline.xsl" StyleName="APA" Version="6"/>
 </file>
 
-<file path=customXml/item2.xml><?xml version="1.0" encoding="utf-8"?>
-<ct:contentTypeSchema xmlns:ct="http://schemas.microsoft.com/office/2006/metadata/contentType" xmlns:ma="http://schemas.microsoft.com/office/2006/metadata/properties/metaAttributes" ct:_="" ma:_="" ma:contentTypeName="ドキュメント" ma:contentTypeID="0x010100D4BA49431D4D9249A6509499E059C03E" ma:contentTypeVersion="4" ma:contentTypeDescription="新しいドキュメントを作成します。" ma:contentTypeScope="" ma:versionID="b4ab603acd520aec003329a8cc5e5a3c">
-  <xsd:schema xmlns:xsd="http://www.w3.org/2001/XMLSchema" xmlns:xs="http://www.w3.org/2001/XMLSchema" xmlns:p="http://schemas.microsoft.com/office/2006/metadata/properties" xmlns:ns2="b8676f7c-cd37-452c-a4f6-258f9e9fd2a4" targetNamespace="http://schemas.microsoft.com/office/2006/metadata/properties" ma:root="true" ma:fieldsID="2731dd5c1c8e876b3faee75002f54a14" ns2:_="">
-    <xsd:import namespace="b8676f7c-cd37-452c-a4f6-258f9e9fd2a4"/>
-    <xsd:element name="properties">
-      <xsd:complexType>
-        <xsd:sequence>
-          <xsd:element name="documentManagement">
-            <xsd:complexType>
-              <xsd:all>
-                <xsd:element ref="ns2:MediaServiceMetadata" minOccurs="0"/>
-                <xsd:element ref="ns2:MediaServiceFastMetadata" minOccurs="0"/>
-                <xsd:element ref="ns2:MediaServiceSearchProperties" minOccurs="0"/>
-                <xsd:element ref="ns2:MediaServiceObjectDetectorVersions" minOccurs="0"/>
-              </xsd:all>
-            </xsd:complexType>
-          </xsd:element>
-        </xsd:sequence>
-      </xsd:complexType>
-    </xsd:element>
-  </xsd:schema>
-  <xsd:schema xmlns:xsd="http://www.w3.org/2001/XMLSchema" xmlns:xs="http://www.w3.org/2001/XMLSchema" xmlns:dms="http://schemas.microsoft.com/office/2006/documentManagement/types" xmlns:pc="http://schemas.microsoft.com/office/infopath/2007/PartnerControls" targetNamespace="b8676f7c-cd37-452c-a4f6-258f9e9fd2a4" elementFormDefault="qualified">
-    <xsd:import namespace="http://schemas.microsoft.com/office/2006/documentManagement/types"/>
-    <xsd:import namespace="http://schemas.microsoft.com/office/infopath/2007/PartnerControls"/>
-    <xsd:element name="MediaServiceMetadata" ma:index="8" nillable="true" ma:displayName="MediaServiceMetadata" ma:hidden="true" ma:internalName="MediaServiceMetadata" ma:readOnly="true">
-      <xsd:simpleType>
-        <xsd:restriction base="dms:Note"/>
-      </xsd:simpleType>
-    </xsd:element>
-    <xsd:element name="MediaServiceFastMetadata" ma:index="9" nillable="true" ma:displayName="MediaServiceFastMetadata" ma:hidden="true" ma:internalName="MediaServiceFastMetadata" ma:readOnly="true">
-      <xsd:simpleType>
-        <xsd:restriction base="dms:Note"/>
-      </xsd:simpleType>
-    </xsd:element>
-    <xsd:element name="MediaServiceSearchProperties" ma:index="10" nillable="true" ma:displayName="MediaServiceSearchProperties" ma:hidden="true" ma:internalName="MediaServiceSearchProperties" ma:readOnly="true">
-      <xsd:simpleType>
-        <xsd:restriction base="dms:Note"/>
-      </xsd:simpleType>
-    </xsd:element>
-    <xsd:element name="MediaServiceObjectDetectorVersions" ma:index="11" nillable="true" ma:displayName="MediaServiceObjectDetectorVersions" ma:hidden="true" ma:indexed="true" ma:internalName="MediaServiceObjectDetectorVersions" ma:readOnly="true">
-      <xsd:simpleType>
-        <xsd:restriction base="dms:Text"/>
-      </xsd:simpleType>
-    </xsd:element>
-  </xsd:schema>
-  <xsd:schema xmlns="http://schemas.openxmlformats.org/package/2006/metadata/core-properties" xmlns:xsd="http://www.w3.org/2001/XMLSchema" xmlns:xsi="http://www.w3.org/2001/XMLSchema-instance" xmlns:dc="http://purl.org/dc/elements/1.1/" xmlns:dcterms="http://purl.org/dc/terms/" xmlns:odoc="http://schemas.microsoft.com/internal/obd" targetNamespace="http://schemas.openxmlformats.org/package/2006/metadata/core-properties" elementFormDefault="qualified" attributeFormDefault="unqualified" blockDefault="#all">
-    <xsd:import namespace="http://purl.org/dc/elements/1.1/" schemaLocation="http://dublincore.org/schemas/xmls/qdc/2003/04/02/dc.xsd"/>
-    <xsd:import namespace="http://purl.org/dc/terms/" schemaLocation="http://dublincore.org/schemas/xmls/qdc/2003/04/02/dcterms.xsd"/>
-    <xsd:element name="coreProperties" type="CT_coreProperties"/>
-    <xsd:complexType name="CT_coreProperties">
-      <xsd:all>
-        <xsd:element ref="dc:creator" minOccurs="0" maxOccurs="1"/>
-        <xsd:element ref="dcterms:created" minOccurs="0" maxOccurs="1"/>
-        <xsd:element ref="dc:identifier" minOccurs="0" maxOccurs="1"/>
-        <xsd:element name="contentType" minOccurs="0" maxOccurs="1" type="xsd:string" ma:index="0" ma:displayName="コンテンツ タイプ"/>
-        <xsd:element ref="dc:title" minOccurs="0" maxOccurs="1" ma:index="4" ma:displayName="タイトル"/>
-        <xsd:element ref="dc:subject" minOccurs="0" maxOccurs="1"/>
-        <xsd:element ref="dc:description" minOccurs="0" maxOccurs="1"/>
-        <xsd:element name="keywords" minOccurs="0" maxOccurs="1" type="xsd:string"/>
-        <xsd:element ref="dc:language" minOccurs="0" maxOccurs="1"/>
-        <xsd:element name="category" minOccurs="0" maxOccurs="1" type="xsd:string"/>
-        <xsd:element name="version" minOccurs="0" maxOccurs="1" type="xsd:string"/>
-        <xsd:element name="revision" minOccurs="0" maxOccurs="1" type="xsd:string">
-          <xsd:annotation>
-            <xsd:documentation>
-                        This value indicates the number of saves or revisions. The application is responsible for updating this value after each revision.
-                    </xsd:documentation>
-          </xsd:annotation>
-        </xsd:element>
-        <xsd:element name="lastModifiedBy" minOccurs="0" maxOccurs="1" type="xsd:string"/>
-        <xsd:element ref="dcterms:modified" minOccurs="0" maxOccurs="1"/>
-        <xsd:element name="contentStatus" minOccurs="0" maxOccurs="1" type="xsd:string"/>
-      </xsd:all>
-    </xsd:complexType>
-  </xsd:schema>
-  <xs:schema xmlns:pc="http://schemas.microsoft.com/office/infopath/2007/PartnerControls" xmlns:xs="http://www.w3.org/2001/XMLSchema" targetNamespace="http://schemas.microsoft.com/office/infopath/2007/PartnerControls" elementFormDefault="qualified" attributeFormDefault="unqualified">
-    <xs:element name="Person">
-      <xs:complexType>
-        <xs:sequence>
-          <xs:element ref="pc:DisplayName" minOccurs="0"/>
-          <xs:element ref="pc:AccountId" minOccurs="0"/>
-          <xs:element ref="pc:AccountType" minOccurs="0"/>
-        </xs:sequence>
-      </xs:complexType>
-    </xs:element>
-    <xs:element name="DisplayName" type="xs:string"/>
-    <xs:element name="AccountId" type="xs:string"/>
-    <xs:element name="AccountType" type="xs:string"/>
-    <xs:element name="BDCAssociatedEntity">
-      <xs:complexType>
-        <xs:sequence>
-          <xs:element ref="pc:BDCEntity" minOccurs="0" maxOccurs="unbounded"/>
-        </xs:sequence>
-        <xs:attribute ref="pc:EntityNamespace"/>
-        <xs:attribute ref="pc:EntityName"/>
-        <xs:attribute ref="pc:SystemInstanceName"/>
-        <xs:attribute ref="pc:AssociationName"/>
-      </xs:complexType>
-    </xs:element>
-    <xs:attribute name="EntityNamespace" type="xs:string"/>
-    <xs:attribute name="EntityName" type="xs:string"/>
-    <xs:attribute name="SystemInstanceName" type="xs:string"/>
-    <xs:attribute name="AssociationName" type="xs:string"/>
-    <xs:element name="BDCEntity">
-      <xs:complexType>
-        <xs:sequence>
-          <xs:element ref="pc:EntityDisplayName" minOccurs="0"/>
-          <xs:element ref="pc:EntityInstanceReference" minOccurs="0"/>
-          <xs:element ref="pc:EntityId1" minOccurs="0"/>
-          <xs:element ref="pc:EntityId2" minOccurs="0"/>
-          <xs:element ref="pc:EntityId3" minOccurs="0"/>
-          <xs:element ref="pc:EntityId4" minOccurs="0"/>
-          <xs:element ref="pc:EntityId5" minOccurs="0"/>
-        </xs:sequence>
-      </xs:complexType>
-    </xs:element>
-    <xs:element name="EntityDisplayName" type="xs:string"/>
-    <xs:element name="EntityInstanceReference" type="xs:string"/>
-    <xs:element name="EntityId1" type="xs:string"/>
-    <xs:element name="EntityId2" type="xs:string"/>
-    <xs:element name="EntityId3" type="xs:string"/>
-    <xs:element name="EntityId4" type="xs:string"/>
-    <xs:element name="EntityId5" type="xs:string"/>
-    <xs:element name="Terms">
-      <xs:complexType>
-        <xs:sequence>
-          <xs:element ref="pc:TermInfo" minOccurs="0" maxOccurs="unbounded"/>
-        </xs:sequence>
-      </xs:complexType>
-    </xs:element>
-    <xs:element name="TermInfo">
-      <xs:complexType>
-        <xs:sequence>
-          <xs:element ref="pc:TermName" minOccurs="0"/>
-          <xs:element ref="pc:TermId" minOccurs="0"/>
-        </xs:sequence>
-      </xs:complexType>
-    </xs:element>
-    <xs:element name="TermName" type="xs:string"/>
-    <xs:element name="TermId" type="xs:string"/>
-  </xs:schema>
-</ct:contentTypeSchema>
-</file>
-
-<file path=customXml/item3.xml><?xml version="1.0" encoding="utf-8"?>
-<?mso-contentType ?>
-<FormTemplates xmlns="http://schemas.microsoft.com/sharepoint/v3/contenttype/forms">
-  <Display>DocumentLibraryForm</Display>
-  <Edit>DocumentLibraryForm</Edit>
-  <New>DocumentLibraryForm</New>
-</FormTemplates>
-</file>
-
-<file path=customXml/item4.xml><?xml version="1.0" encoding="utf-8"?>
-<p:properties xmlns:p="http://schemas.microsoft.com/office/2006/metadata/properties" xmlns:xsi="http://www.w3.org/2001/XMLSchema-instance" xmlns:pc="http://schemas.microsoft.com/office/infopath/2007/PartnerControls">
-  <documentManagement/>
-</p:properties>
-</file>
-
 <file path=customXml/itemProps1.xml><?xml version="1.0" encoding="utf-8"?>
 <ds:datastoreItem xmlns:ds="http://schemas.openxmlformats.org/officeDocument/2006/customXml" ds:itemID="{0BE99A2B-C7A7-4A3A-BB43-B81753443350}">
   <ds:schemaRefs>
     <ds:schemaRef ds:uri="http://schemas.openxmlformats.org/officeDocument/2006/bibliography"/>
   </ds:schemaRefs>
 </ds:datastoreItem>
-</file>
-
-<file path=customXml/itemProps2.xml><?xml version="1.0" encoding="utf-8"?>
-<ds:datastoreItem xmlns:ds="http://schemas.openxmlformats.org/officeDocument/2006/customXml" ds:itemID="{32FE88C4-1263-416D-8AD4-204153AA3525}"/>
-</file>
-
-<file path=customXml/itemProps3.xml><?xml version="1.0" encoding="utf-8"?>
-<ds:datastoreItem xmlns:ds="http://schemas.openxmlformats.org/officeDocument/2006/customXml" ds:itemID="{0BEC1D92-697E-46D0-BA0F-4907D528C861}"/>
-</file>
-
-<file path=customXml/itemProps4.xml><?xml version="1.0" encoding="utf-8"?>
-<ds:datastoreItem xmlns:ds="http://schemas.openxmlformats.org/officeDocument/2006/customXml" ds:itemID="{2E8AD86E-6338-4DF8-8ADA-CC0266674194}"/>
 </file>